--- a/docs/ПМИ_Общее_ОК.docx
+++ b/docs/ПМИ_Общее_ОК.docx
@@ -449,61 +449,29 @@
                 <w:sz w:val="24"/>
                 <w:szCs w:val="24"/>
               </w:rPr>
-              <w:t xml:space="preserve">Академический </w:t>
-            </w:r>
-            <w:proofErr w:type="gramStart"/>
+              <w:t>Академический руководитель  образовательной программы</w:t>
+            </w:r>
             <w:r>
               <w:rPr>
                 <w:sz w:val="24"/>
                 <w:szCs w:val="24"/>
               </w:rPr>
-              <w:t>руководитель  образовательной</w:t>
-            </w:r>
-            <w:proofErr w:type="gramEnd"/>
+              <w:t xml:space="preserve"> </w:t>
+            </w:r>
             <w:r>
               <w:rPr>
                 <w:sz w:val="24"/>
                 <w:szCs w:val="24"/>
               </w:rPr>
-              <w:t xml:space="preserve"> программы</w:t>
+              <w:t>«Программная инженерия»</w:t>
             </w:r>
             <w:r>
               <w:rPr>
                 <w:sz w:val="24"/>
                 <w:szCs w:val="24"/>
               </w:rPr>
-              <w:t xml:space="preserve"> </w:t>
-            </w:r>
-            <w:r>
-              <w:rPr>
-                <w:sz w:val="24"/>
-                <w:szCs w:val="24"/>
-              </w:rPr>
-              <w:t>«Программная инженерия»</w:t>
-            </w:r>
-            <w:r>
-              <w:rPr>
-                <w:sz w:val="24"/>
-                <w:szCs w:val="24"/>
-              </w:rPr>
               <w:br/>
-              <w:t xml:space="preserve">профессор департамента </w:t>
-            </w:r>
-            <w:proofErr w:type="spellStart"/>
-            <w:r>
-              <w:rPr>
-                <w:sz w:val="24"/>
-                <w:szCs w:val="24"/>
-              </w:rPr>
-              <w:t>программнои</w:t>
-            </w:r>
-            <w:proofErr w:type="spellEnd"/>
-            <w:r>
-              <w:rPr>
-                <w:sz w:val="24"/>
-                <w:szCs w:val="24"/>
-              </w:rPr>
-              <w:t>̆ инженерии, канд. техн. наук</w:t>
+              <w:t>профессор департамента программной инженерии, канд. техн. наук</w:t>
             </w:r>
           </w:p>
           <w:p>
@@ -532,17 +500,8 @@
                 <w:sz w:val="24"/>
                 <w:szCs w:val="24"/>
               </w:rPr>
-              <w:t xml:space="preserve">______________ Н. А. </w:t>
-            </w:r>
-            <w:proofErr w:type="spellStart"/>
-            <w:r>
-              <w:rPr>
-                <w:sz w:val="24"/>
-                <w:szCs w:val="24"/>
-              </w:rPr>
-              <w:t>Павлочев</w:t>
-            </w:r>
-            <w:proofErr w:type="spellEnd"/>
+              <w:t>______________ Н. А. Павлочев</w:t>
+            </w:r>
             <w:r>
               <w:rPr>
                 <w:sz w:val="24"/>
@@ -1437,7 +1396,7 @@
           <w:noProof/>
         </w:rPr>
         <w:drawing>
-          <wp:anchor distT="0" distB="0" distL="114300" distR="114300" simplePos="0" relativeHeight="251670528" behindDoc="1" locked="0" layoutInCell="1" allowOverlap="1" wp14:anchorId="6E5EBE91" wp14:editId="2D75945B">
+          <wp:anchor distT="0" distB="0" distL="114300" distR="114300" simplePos="0" relativeHeight="251670528" behindDoc="1" locked="0" layoutInCell="1" allowOverlap="1" wp14:anchorId="6E5EBE91" wp14:editId="57BE1DF1">
             <wp:simplePos x="0" y="0"/>
             <wp:positionH relativeFrom="column">
               <wp:posOffset>4741546</wp:posOffset>
@@ -1522,7 +1481,7 @@
           <w:noProof/>
         </w:rPr>
         <w:drawing>
-          <wp:anchor distT="0" distB="0" distL="114300" distR="114300" simplePos="0" relativeHeight="251675648" behindDoc="1" locked="0" layoutInCell="1" allowOverlap="1" wp14:anchorId="6641C48D" wp14:editId="1159649D">
+          <wp:anchor distT="0" distB="0" distL="114300" distR="114300" simplePos="0" relativeHeight="251675648" behindDoc="1" locked="0" layoutInCell="1" allowOverlap="1" wp14:anchorId="6641C48D" wp14:editId="512A96F1">
             <wp:simplePos x="0" y="0"/>
             <wp:positionH relativeFrom="column">
               <wp:posOffset>5093556</wp:posOffset>
@@ -1597,15 +1556,7 @@
       </w:r>
       <w:r>
         <w:br/>
-        <w:t xml:space="preserve">__________ / </w:t>
-      </w:r>
-      <w:proofErr w:type="spellStart"/>
-      <w:r>
-        <w:t>Знатнов</w:t>
-      </w:r>
-      <w:proofErr w:type="spellEnd"/>
-      <w:r>
-        <w:t xml:space="preserve"> Е. П. /</w:t>
+        <w:t>__________ / Знатнов Е. П. /</w:t>
       </w:r>
       <w:r>
         <w:br/>
@@ -2569,15 +2520,7 @@
       </w:r>
       <w:r>
         <w:br/>
-        <w:t xml:space="preserve">«Объект испытаний», «Цель испытаний», «Требования к программе», «Требования к </w:t>
-      </w:r>
-      <w:proofErr w:type="spellStart"/>
-      <w:r>
-        <w:t>программнои</w:t>
-      </w:r>
-      <w:proofErr w:type="spellEnd"/>
-      <w:r>
-        <w:t xml:space="preserve">̆ документации», «Средства и порядок испытаний», «Методы испытаний», «Приложения». </w:t>
+        <w:t xml:space="preserve">«Объект испытаний», «Цель испытаний», «Требования к программе», «Требования к программной документации», «Средства и порядок испытаний», «Методы испытаний», «Приложения». </w:t>
       </w:r>
     </w:p>
     <w:p>
@@ -2633,15 +2576,7 @@
         <w:jc w:val="both"/>
       </w:pPr>
       <w:r>
-        <w:t xml:space="preserve">Раздел «Требования к программным документам» содержит состав </w:t>
-      </w:r>
-      <w:proofErr w:type="spellStart"/>
-      <w:r>
-        <w:t>программнои</w:t>
-      </w:r>
-      <w:proofErr w:type="spellEnd"/>
-      <w:r>
-        <w:t xml:space="preserve">̆ документации, которая представляется на испытания. </w:t>
+        <w:t xml:space="preserve">Раздел «Требования к программным документам» содержит состав программной документации, которая представляется на испытания. </w:t>
       </w:r>
     </w:p>
     <w:p>
@@ -2682,13 +2617,8 @@
         <w:ind w:left="567" w:right="683" w:firstLine="284"/>
         <w:jc w:val="both"/>
       </w:pPr>
-      <w:proofErr w:type="spellStart"/>
-      <w:r>
-        <w:t>Настоящии</w:t>
-      </w:r>
-      <w:proofErr w:type="spellEnd"/>
-      <w:r>
-        <w:t xml:space="preserve">̆ документ разработан в соответствии с требованиями: </w:t>
+      <w:r>
+        <w:t xml:space="preserve">Настоящий документ разработан в соответствии с требованиями: </w:t>
       </w:r>
     </w:p>
     <w:p>
@@ -9304,27 +9234,7 @@
           <w:sz w:val="24"/>
           <w:szCs w:val="24"/>
         </w:rPr>
-        <w:t>MVC (Model-View-</w:t>
-      </w:r>
-      <w:proofErr w:type="spellStart"/>
-      <w:r>
-        <w:rPr>
-          <w:b/>
-          <w:bCs/>
-          <w:sz w:val="24"/>
-          <w:szCs w:val="24"/>
-        </w:rPr>
-        <w:t>Controller</w:t>
-      </w:r>
-      <w:proofErr w:type="spellEnd"/>
-      <w:r>
-        <w:rPr>
-          <w:b/>
-          <w:bCs/>
-          <w:sz w:val="24"/>
-          <w:szCs w:val="24"/>
-        </w:rPr>
-        <w:t>)</w:t>
+        <w:t>MVC (Model-View-Controller)</w:t>
       </w:r>
       <w:r>
         <w:rPr>
@@ -9694,11 +9604,9 @@
       <w:r>
         <w:t>Наименование программы для пользователя – «</w:t>
       </w:r>
-      <w:proofErr w:type="spellStart"/>
       <w:r>
         <w:t>MSnOutliers</w:t>
       </w:r>
-      <w:proofErr w:type="spellEnd"/>
       <w:r>
         <w:t>».</w:t>
       </w:r>
@@ -9778,14 +9686,12 @@
       <w:r>
         <w:t>«</w:t>
       </w:r>
-      <w:proofErr w:type="spellStart"/>
       <w:r>
         <w:rPr>
           <w:lang w:val="en-US"/>
         </w:rPr>
         <w:t>MSnOutliers</w:t>
       </w:r>
-      <w:proofErr w:type="spellEnd"/>
       <w:r>
         <w:t>» – приложение для исследования качества различных статистических методов на выборках данных с большим числом зашумленных (т. е. содержащих в себе помимо полезной нагрузки некоторый шум известного распределения) данных.</w:t>
       </w:r>
@@ -9946,39 +9852,7 @@
       <w:bookmarkStart w:id="13" w:name="_bookmark6"/>
       <w:bookmarkEnd w:id="13"/>
       <w:r>
-        <w:t xml:space="preserve">Целью испытаний является проверка корректности выполнения </w:t>
-      </w:r>
-      <w:proofErr w:type="spellStart"/>
-      <w:r>
-        <w:t>программои</w:t>
-      </w:r>
-      <w:proofErr w:type="spellEnd"/>
-      <w:r>
-        <w:t>̆ функций, изложенных в п. 4 «Требования к программе» настоящего Технического задания из комплекта документации в соответствии с ЕСПД (</w:t>
-      </w:r>
-      <w:proofErr w:type="spellStart"/>
-      <w:r>
-        <w:t>Единои</w:t>
-      </w:r>
-      <w:proofErr w:type="spellEnd"/>
-      <w:r>
-        <w:t xml:space="preserve">̆ </w:t>
-      </w:r>
-      <w:proofErr w:type="spellStart"/>
-      <w:r>
-        <w:t>системои</w:t>
-      </w:r>
-      <w:proofErr w:type="spellEnd"/>
-      <w:r>
-        <w:t xml:space="preserve">̆ </w:t>
-      </w:r>
-      <w:proofErr w:type="spellStart"/>
-      <w:r>
-        <w:t>программнои</w:t>
-      </w:r>
-      <w:proofErr w:type="spellEnd"/>
-      <w:r>
-        <w:t xml:space="preserve">̆ документации). </w:t>
+        <w:t xml:space="preserve">Целью испытаний является проверка корректности выполнения программой функций, изложенных в п. 4 «Требования к программе» настоящего Технического задания из комплекта документации в соответствии с ЕСПД (Единой системой программной документации). </w:t>
       </w:r>
     </w:p>
     <w:p>
@@ -16097,23 +15971,7 @@
           <w:sz w:val="24"/>
           <w:szCs w:val="24"/>
         </w:rPr>
-        <w:t xml:space="preserve">Ошибки в процессе вычислений должны </w:t>
-      </w:r>
-      <w:proofErr w:type="spellStart"/>
-      <w:r>
-        <w:rPr>
-          <w:sz w:val="24"/>
-          <w:szCs w:val="24"/>
-        </w:rPr>
-        <w:t>логироваться</w:t>
-      </w:r>
-      <w:proofErr w:type="spellEnd"/>
-      <w:r>
-        <w:rPr>
-          <w:sz w:val="24"/>
-          <w:szCs w:val="24"/>
-        </w:rPr>
-        <w:t xml:space="preserve"> для последующего анализа.</w:t>
+        <w:t>Ошибки в процессе вычислений должны логироваться для последующего анализа.</w:t>
       </w:r>
     </w:p>
     <w:p>
@@ -16849,23 +16707,7 @@
           <w:sz w:val="24"/>
           <w:szCs w:val="24"/>
         </w:rPr>
-        <w:t xml:space="preserve">Документы к программе должны быть выполнены в соответствии с ГОСТ 19.106-78 </w:t>
-      </w:r>
-      <w:proofErr w:type="gramStart"/>
-      <w:r>
-        <w:rPr>
-          <w:sz w:val="24"/>
-          <w:szCs w:val="24"/>
-        </w:rPr>
-        <w:t>и  ГОСТами</w:t>
-      </w:r>
-      <w:proofErr w:type="gramEnd"/>
-      <w:r>
-        <w:rPr>
-          <w:sz w:val="24"/>
-          <w:szCs w:val="24"/>
-        </w:rPr>
-        <w:t xml:space="preserve"> к каждому виду документа (см. п. 5.1).</w:t>
+        <w:t>Документы к программе должны быть выполнены в соответствии с ГОСТ 19.106-78 и  ГОСТами к каждому виду документа (см. п. 5.1).</w:t>
       </w:r>
     </w:p>
     <w:p>
@@ -16971,39 +16813,7 @@
           <w:sz w:val="24"/>
           <w:szCs w:val="24"/>
         </w:rPr>
-        <w:t>Документация также сдается в электронном виде в формате .</w:t>
-      </w:r>
-      <w:proofErr w:type="spellStart"/>
-      <w:r>
-        <w:rPr>
-          <w:sz w:val="24"/>
-          <w:szCs w:val="24"/>
-        </w:rPr>
-        <w:t>pdf</w:t>
-      </w:r>
-      <w:proofErr w:type="spellEnd"/>
-      <w:r>
-        <w:rPr>
-          <w:sz w:val="24"/>
-          <w:szCs w:val="24"/>
-        </w:rPr>
-        <w:t xml:space="preserve"> или .</w:t>
-      </w:r>
-      <w:proofErr w:type="spellStart"/>
-      <w:r>
-        <w:rPr>
-          <w:sz w:val="24"/>
-          <w:szCs w:val="24"/>
-        </w:rPr>
-        <w:t>docx</w:t>
-      </w:r>
-      <w:proofErr w:type="spellEnd"/>
-      <w:r>
-        <w:rPr>
-          <w:sz w:val="24"/>
-          <w:szCs w:val="24"/>
-        </w:rPr>
-        <w:t xml:space="preserve">, а программа – в </w:t>
+        <w:t xml:space="preserve">Документация также сдается в электронном виде в формате .pdf или .docx, а программа – в </w:t>
       </w:r>
       <w:r>
         <w:rPr>
@@ -17189,39 +16999,7 @@
           <w:sz w:val="24"/>
           <w:szCs w:val="24"/>
         </w:rPr>
-        <w:t xml:space="preserve">Операционная система: </w:t>
-      </w:r>
-      <w:proofErr w:type="spellStart"/>
-      <w:r>
-        <w:rPr>
-          <w:sz w:val="24"/>
-          <w:szCs w:val="24"/>
-        </w:rPr>
-        <w:t>macOS</w:t>
-      </w:r>
-      <w:proofErr w:type="spellEnd"/>
-      <w:r>
-        <w:rPr>
-          <w:sz w:val="24"/>
-          <w:szCs w:val="24"/>
-        </w:rPr>
-        <w:t xml:space="preserve"> </w:t>
-      </w:r>
-      <w:proofErr w:type="spellStart"/>
-      <w:r>
-        <w:rPr>
-          <w:sz w:val="24"/>
-          <w:szCs w:val="24"/>
-        </w:rPr>
-        <w:t>Monterey</w:t>
-      </w:r>
-      <w:proofErr w:type="spellEnd"/>
-      <w:r>
-        <w:rPr>
-          <w:sz w:val="24"/>
-          <w:szCs w:val="24"/>
-        </w:rPr>
-        <w:t>, обеспечивающая высокую производительность и стабильность работы для приложений с графическим интерфейсом и вычислительных процессов.</w:t>
+        <w:t>Операционная система: macOS Monterey, обеспечивающая высокую производительность и стабильность работы для приложений с графическим интерфейсом и вычислительных процессов.</w:t>
       </w:r>
     </w:p>
     <w:p>
@@ -17250,40 +17028,15 @@
           <w:sz w:val="24"/>
           <w:szCs w:val="24"/>
         </w:rPr>
-        <w:t>Процессор: Apple M1 Pro (</w:t>
-      </w:r>
-      <w:proofErr w:type="spellStart"/>
+        <w:t>Процессор: Apple M1 Pro (Macbook Pro 16 Retin</w:t>
+      </w:r>
       <w:r>
         <w:rPr>
           <w:sz w:val="24"/>
           <w:szCs w:val="24"/>
         </w:rPr>
-        <w:t>Macbook</w:t>
-      </w:r>
-      <w:proofErr w:type="spellEnd"/>
-      <w:r>
-        <w:rPr>
-          <w:sz w:val="24"/>
-          <w:szCs w:val="24"/>
-        </w:rPr>
-        <w:t xml:space="preserve"> Pro 16 </w:t>
-      </w:r>
-      <w:proofErr w:type="spellStart"/>
-      <w:r>
-        <w:rPr>
-          <w:sz w:val="24"/>
-          <w:szCs w:val="24"/>
-        </w:rPr>
-        <w:t>Retin</w:t>
-      </w:r>
-      <w:r>
-        <w:rPr>
-          <w:sz w:val="24"/>
-          <w:szCs w:val="24"/>
-        </w:rPr>
         <w:t>a</w:t>
       </w:r>
-      <w:proofErr w:type="spellEnd"/>
       <w:r>
         <w:rPr>
           <w:sz w:val="24"/>
@@ -17484,23 +17237,7 @@
           <w:sz w:val="24"/>
           <w:szCs w:val="24"/>
         </w:rPr>
-        <w:t xml:space="preserve">Среда разработки: </w:t>
-      </w:r>
-      <w:proofErr w:type="spellStart"/>
-      <w:r>
-        <w:rPr>
-          <w:sz w:val="24"/>
-          <w:szCs w:val="24"/>
-        </w:rPr>
-        <w:t>QtCreator</w:t>
-      </w:r>
-      <w:proofErr w:type="spellEnd"/>
-      <w:r>
-        <w:rPr>
-          <w:sz w:val="24"/>
-          <w:szCs w:val="24"/>
-        </w:rPr>
-        <w:t xml:space="preserve"> версии 6.0.2 для разработки и отладки приложения с графическим интерфейсом</w:t>
+        <w:t>Среда разработки: QtCreator версии 6.0.2 для разработки и отладки приложения с графическим интерфейсом</w:t>
       </w:r>
     </w:p>
     <w:p>
@@ -17529,23 +17266,7 @@
           <w:sz w:val="24"/>
           <w:szCs w:val="24"/>
         </w:rPr>
-        <w:t xml:space="preserve">Компилятор: </w:t>
-      </w:r>
-      <w:proofErr w:type="spellStart"/>
-      <w:r>
-        <w:rPr>
-          <w:sz w:val="24"/>
-          <w:szCs w:val="24"/>
-        </w:rPr>
-        <w:t>Clang</w:t>
-      </w:r>
-      <w:proofErr w:type="spellEnd"/>
-      <w:r>
-        <w:rPr>
-          <w:sz w:val="24"/>
-          <w:szCs w:val="24"/>
-        </w:rPr>
-        <w:t xml:space="preserve"> 13.0.0 для компиляции исходного кода C++</w:t>
+        <w:t>Компилятор: Clang 13.0.0 для компиляции исходного кода C++</w:t>
       </w:r>
     </w:p>
     <w:p>
@@ -17574,23 +17295,21 @@
           <w:sz w:val="24"/>
           <w:szCs w:val="24"/>
         </w:rPr>
-        <w:t xml:space="preserve">Библиотека </w:t>
-      </w:r>
-      <w:proofErr w:type="spellStart"/>
+        <w:t xml:space="preserve">Библиотека Qt </w:t>
+      </w:r>
       <w:r>
         <w:rPr>
           <w:sz w:val="24"/>
           <w:szCs w:val="24"/>
         </w:rPr>
-        <w:t>Qt</w:t>
-      </w:r>
-      <w:proofErr w:type="spellEnd"/>
+        <w:t>5.15</w:t>
+      </w:r>
       <w:r>
         <w:rPr>
           <w:sz w:val="24"/>
           <w:szCs w:val="24"/>
         </w:rPr>
-        <w:t xml:space="preserve"> 6.2.3 для создания графического пользовательского интерфейса</w:t>
+        <w:t xml:space="preserve"> для создания графического пользовательского интерфейса</w:t>
       </w:r>
     </w:p>
     <w:p>
@@ -17619,23 +17338,7 @@
           <w:sz w:val="24"/>
           <w:szCs w:val="24"/>
         </w:rPr>
-        <w:t xml:space="preserve">Библиотека </w:t>
-      </w:r>
-      <w:proofErr w:type="spellStart"/>
-      <w:r>
-        <w:rPr>
-          <w:sz w:val="24"/>
-          <w:szCs w:val="24"/>
-        </w:rPr>
-        <w:t>Eigen</w:t>
-      </w:r>
-      <w:proofErr w:type="spellEnd"/>
-      <w:r>
-        <w:rPr>
-          <w:sz w:val="24"/>
-          <w:szCs w:val="24"/>
-        </w:rPr>
-        <w:t xml:space="preserve"> 3.4.0 для матричных вычислений и операций линейной алгебры</w:t>
+        <w:t>Библиотека Eigen 3.4.0 для матричных вычислений и операций линейной алгебры</w:t>
       </w:r>
     </w:p>
     <w:p>
@@ -17664,41 +17367,21 @@
           <w:sz w:val="24"/>
           <w:szCs w:val="24"/>
         </w:rPr>
-        <w:t xml:space="preserve">Библиотека </w:t>
-      </w:r>
-      <w:proofErr w:type="spellStart"/>
-      <w:proofErr w:type="gramStart"/>
+        <w:t>Библиотека nlohmann::json 3.11</w:t>
+      </w:r>
       <w:r>
         <w:rPr>
           <w:sz w:val="24"/>
           <w:szCs w:val="24"/>
         </w:rPr>
-        <w:t>nlohmann</w:t>
-      </w:r>
-      <w:proofErr w:type="spellEnd"/>
+        <w:t>.3</w:t>
+      </w:r>
       <w:r>
         <w:rPr>
           <w:sz w:val="24"/>
           <w:szCs w:val="24"/>
         </w:rPr>
-        <w:t>::</w:t>
-      </w:r>
-      <w:proofErr w:type="spellStart"/>
-      <w:proofErr w:type="gramEnd"/>
-      <w:r>
-        <w:rPr>
-          <w:sz w:val="24"/>
-          <w:szCs w:val="24"/>
-        </w:rPr>
-        <w:t>json</w:t>
-      </w:r>
-      <w:proofErr w:type="spellEnd"/>
-      <w:r>
-        <w:rPr>
-          <w:sz w:val="24"/>
-          <w:szCs w:val="24"/>
-        </w:rPr>
-        <w:t xml:space="preserve"> 3.11.2 для обработки JSON-данных</w:t>
+        <w:t xml:space="preserve"> для обработки JSON-данных</w:t>
       </w:r>
     </w:p>
     <w:p>
@@ -17756,39 +17439,51 @@
           <w:sz w:val="24"/>
           <w:szCs w:val="24"/>
         </w:rPr>
-        <w:t xml:space="preserve">Библиотеки Python: </w:t>
-      </w:r>
-      <w:proofErr w:type="spellStart"/>
+        <w:t>Библиотеки Python: matplotlib 3.</w:t>
+      </w:r>
       <w:r>
         <w:rPr>
           <w:sz w:val="24"/>
           <w:szCs w:val="24"/>
         </w:rPr>
-        <w:t>matplotlib</w:t>
-      </w:r>
-      <w:proofErr w:type="spellEnd"/>
+        <w:t>10.3</w:t>
+      </w:r>
       <w:r>
         <w:rPr>
           <w:sz w:val="24"/>
           <w:szCs w:val="24"/>
         </w:rPr>
-        <w:t xml:space="preserve"> 3.5.1 и </w:t>
-      </w:r>
-      <w:proofErr w:type="spellStart"/>
+        <w:t xml:space="preserve"> и numpy 1.2</w:t>
+      </w:r>
       <w:r>
         <w:rPr>
           <w:sz w:val="24"/>
           <w:szCs w:val="24"/>
-        </w:rPr>
-        <w:t>numpy</w:t>
-      </w:r>
-      <w:proofErr w:type="spellEnd"/>
+          <w:lang w:val="en-US"/>
+        </w:rPr>
+        <w:t>5</w:t>
+      </w:r>
       <w:r>
         <w:rPr>
           <w:sz w:val="24"/>
           <w:szCs w:val="24"/>
         </w:rPr>
-        <w:t xml:space="preserve"> 1.22.3 для построения графиков</w:t>
+        <w:t>.</w:t>
+      </w:r>
+      <w:r>
+        <w:rPr>
+          <w:sz w:val="24"/>
+          <w:szCs w:val="24"/>
+          <w:lang w:val="en-US"/>
+        </w:rPr>
+        <w:t>0</w:t>
+      </w:r>
+      <w:r>
+        <w:rPr>
+          <w:sz w:val="24"/>
+          <w:szCs w:val="24"/>
+        </w:rPr>
+        <w:t xml:space="preserve"> для построения графиков</w:t>
       </w:r>
     </w:p>
     <w:p>
@@ -17996,23 +17691,7 @@
           <w:sz w:val="24"/>
           <w:szCs w:val="24"/>
         </w:rPr>
-        <w:t xml:space="preserve">Скомпилировать исходный код приложения из репозитория с использованием </w:t>
-      </w:r>
-      <w:proofErr w:type="spellStart"/>
-      <w:r>
-        <w:rPr>
-          <w:sz w:val="24"/>
-          <w:szCs w:val="24"/>
-        </w:rPr>
-        <w:t>QtCreator</w:t>
-      </w:r>
-      <w:proofErr w:type="spellEnd"/>
-      <w:r>
-        <w:rPr>
-          <w:sz w:val="24"/>
-          <w:szCs w:val="24"/>
-        </w:rPr>
-        <w:t xml:space="preserve"> или командной строки.</w:t>
+        <w:t>Скомпилировать исходный код приложения из репозитория с использованием QtCreator или командной строки.</w:t>
       </w:r>
     </w:p>
     <w:p>
@@ -18096,39 +17775,7 @@
           <w:sz w:val="24"/>
           <w:szCs w:val="24"/>
         </w:rPr>
-        <w:t>Сгенерировать данные с помощью кнопки "</w:t>
-      </w:r>
-      <w:proofErr w:type="spellStart"/>
-      <w:r>
-        <w:rPr>
-          <w:sz w:val="24"/>
-          <w:szCs w:val="24"/>
-        </w:rPr>
-        <w:t>Generate</w:t>
-      </w:r>
-      <w:proofErr w:type="spellEnd"/>
-      <w:r>
-        <w:rPr>
-          <w:sz w:val="24"/>
-          <w:szCs w:val="24"/>
-        </w:rPr>
-        <w:t xml:space="preserve"> </w:t>
-      </w:r>
-      <w:proofErr w:type="spellStart"/>
-      <w:r>
-        <w:rPr>
-          <w:sz w:val="24"/>
-          <w:szCs w:val="24"/>
-        </w:rPr>
-        <w:t>data</w:t>
-      </w:r>
-      <w:proofErr w:type="spellEnd"/>
-      <w:r>
-        <w:rPr>
-          <w:sz w:val="24"/>
-          <w:szCs w:val="24"/>
-        </w:rPr>
-        <w:t>"</w:t>
+        <w:t>Сгенерировать данные с помощью кнопки "Generate data"</w:t>
       </w:r>
     </w:p>
     <w:p>
@@ -18154,39 +17801,7 @@
           <w:sz w:val="24"/>
           <w:szCs w:val="24"/>
         </w:rPr>
-        <w:t>Создать модели для анализа с помощью кнопки "</w:t>
-      </w:r>
-      <w:proofErr w:type="spellStart"/>
-      <w:r>
-        <w:rPr>
-          <w:sz w:val="24"/>
-          <w:szCs w:val="24"/>
-        </w:rPr>
-        <w:t>Create</w:t>
-      </w:r>
-      <w:proofErr w:type="spellEnd"/>
-      <w:r>
-        <w:rPr>
-          <w:sz w:val="24"/>
-          <w:szCs w:val="24"/>
-        </w:rPr>
-        <w:t xml:space="preserve"> </w:t>
-      </w:r>
-      <w:proofErr w:type="spellStart"/>
-      <w:r>
-        <w:rPr>
-          <w:sz w:val="24"/>
-          <w:szCs w:val="24"/>
-        </w:rPr>
-        <w:t>model</w:t>
-      </w:r>
-      <w:proofErr w:type="spellEnd"/>
-      <w:r>
-        <w:rPr>
-          <w:sz w:val="24"/>
-          <w:szCs w:val="24"/>
-        </w:rPr>
-        <w:t>"</w:t>
+        <w:t>Создать модели для анализа с помощью кнопки "Create model"</w:t>
       </w:r>
     </w:p>
     <w:p>
@@ -18212,39 +17827,7 @@
           <w:sz w:val="24"/>
           <w:szCs w:val="24"/>
         </w:rPr>
-        <w:t>Сохранить созданные модели с помощью кнопки "</w:t>
-      </w:r>
-      <w:proofErr w:type="spellStart"/>
-      <w:r>
-        <w:rPr>
-          <w:sz w:val="24"/>
-          <w:szCs w:val="24"/>
-        </w:rPr>
-        <w:t>Dump</w:t>
-      </w:r>
-      <w:proofErr w:type="spellEnd"/>
-      <w:r>
-        <w:rPr>
-          <w:sz w:val="24"/>
-          <w:szCs w:val="24"/>
-        </w:rPr>
-        <w:t xml:space="preserve"> </w:t>
-      </w:r>
-      <w:proofErr w:type="spellStart"/>
-      <w:r>
-        <w:rPr>
-          <w:sz w:val="24"/>
-          <w:szCs w:val="24"/>
-        </w:rPr>
-        <w:t>models</w:t>
-      </w:r>
-      <w:proofErr w:type="spellEnd"/>
-      <w:r>
-        <w:rPr>
-          <w:sz w:val="24"/>
-          <w:szCs w:val="24"/>
-        </w:rPr>
-        <w:t>"</w:t>
+        <w:t>Сохранить созданные модели с помощью кнопки "Dump models"</w:t>
       </w:r>
     </w:p>
     <w:p>
@@ -18270,55 +17853,7 @@
           <w:sz w:val="24"/>
           <w:szCs w:val="24"/>
         </w:rPr>
-        <w:t>Запустить процесс анализа с помощью кнопки "</w:t>
-      </w:r>
-      <w:proofErr w:type="spellStart"/>
-      <w:r>
-        <w:rPr>
-          <w:sz w:val="24"/>
-          <w:szCs w:val="24"/>
-        </w:rPr>
-        <w:t>Run</w:t>
-      </w:r>
-      <w:proofErr w:type="spellEnd"/>
-      <w:r>
-        <w:rPr>
-          <w:sz w:val="24"/>
-          <w:szCs w:val="24"/>
-        </w:rPr>
-        <w:t xml:space="preserve"> </w:t>
-      </w:r>
-      <w:proofErr w:type="spellStart"/>
-      <w:r>
-        <w:rPr>
-          <w:sz w:val="24"/>
-          <w:szCs w:val="24"/>
-        </w:rPr>
-        <w:t>on</w:t>
-      </w:r>
-      <w:proofErr w:type="spellEnd"/>
-      <w:r>
-        <w:rPr>
-          <w:sz w:val="24"/>
-          <w:szCs w:val="24"/>
-        </w:rPr>
-        <w:t xml:space="preserve"> </w:t>
-      </w:r>
-      <w:proofErr w:type="spellStart"/>
-      <w:r>
-        <w:rPr>
-          <w:sz w:val="24"/>
-          <w:szCs w:val="24"/>
-        </w:rPr>
-        <w:t>models</w:t>
-      </w:r>
-      <w:proofErr w:type="spellEnd"/>
-      <w:r>
-        <w:rPr>
-          <w:sz w:val="24"/>
-          <w:szCs w:val="24"/>
-        </w:rPr>
-        <w:t>"</w:t>
+        <w:t>Запустить процесс анализа с помощью кнопки "Run on models"</w:t>
       </w:r>
     </w:p>
     <w:p>
@@ -18657,71 +18192,7 @@
           <w:sz w:val="24"/>
           <w:szCs w:val="24"/>
         </w:rPr>
-        <w:t xml:space="preserve">Состав </w:t>
-      </w:r>
-      <w:proofErr w:type="spellStart"/>
-      <w:r>
-        <w:rPr>
-          <w:sz w:val="24"/>
-          <w:szCs w:val="24"/>
-        </w:rPr>
-        <w:t>программнои</w:t>
-      </w:r>
-      <w:proofErr w:type="spellEnd"/>
-      <w:r>
-        <w:rPr>
-          <w:sz w:val="24"/>
-          <w:szCs w:val="24"/>
-        </w:rPr>
-        <w:t xml:space="preserve">̆ документации проверяется наличием полного комплекта документов </w:t>
-      </w:r>
-      <w:proofErr w:type="spellStart"/>
-      <w:r>
-        <w:rPr>
-          <w:sz w:val="24"/>
-          <w:szCs w:val="24"/>
-        </w:rPr>
-        <w:t>программнои</w:t>
-      </w:r>
-      <w:proofErr w:type="spellEnd"/>
-      <w:r>
-        <w:rPr>
-          <w:sz w:val="24"/>
-          <w:szCs w:val="24"/>
-        </w:rPr>
-        <w:t xml:space="preserve">̆ документации в системе </w:t>
-      </w:r>
-      <w:proofErr w:type="spellStart"/>
-      <w:r>
-        <w:rPr>
-          <w:sz w:val="24"/>
-          <w:szCs w:val="24"/>
-        </w:rPr>
-        <w:t>SmartLMS</w:t>
-      </w:r>
-      <w:proofErr w:type="spellEnd"/>
-      <w:r>
-        <w:rPr>
-          <w:sz w:val="24"/>
-          <w:szCs w:val="24"/>
-        </w:rPr>
-        <w:t xml:space="preserve"> и наличием всех требуемых </w:t>
-      </w:r>
-      <w:proofErr w:type="spellStart"/>
-      <w:r>
-        <w:rPr>
-          <w:sz w:val="24"/>
-          <w:szCs w:val="24"/>
-        </w:rPr>
-        <w:t>подписеи</w:t>
-      </w:r>
-      <w:proofErr w:type="spellEnd"/>
-      <w:r>
-        <w:rPr>
-          <w:sz w:val="24"/>
-          <w:szCs w:val="24"/>
-        </w:rPr>
-        <w:t xml:space="preserve">̆. Также проверяется соответствие документации требованиям ГОСТ. </w:t>
+        <w:t xml:space="preserve">Состав программной документации проверяется наличием полного комплекта документов программной документации в системе SmartLMS и наличием всех требуемых подписей. Также проверяется соответствие документации требованиям ГОСТ. </w:t>
       </w:r>
     </w:p>
     <w:p>
@@ -18750,23 +18221,7 @@
           <w:sz w:val="24"/>
           <w:szCs w:val="24"/>
         </w:rPr>
-        <w:t xml:space="preserve">Комплект документов </w:t>
-      </w:r>
-      <w:proofErr w:type="spellStart"/>
-      <w:r>
-        <w:rPr>
-          <w:sz w:val="24"/>
-          <w:szCs w:val="24"/>
-        </w:rPr>
-        <w:t>полныи</w:t>
-      </w:r>
-      <w:proofErr w:type="spellEnd"/>
-      <w:r>
-        <w:rPr>
-          <w:sz w:val="24"/>
-          <w:szCs w:val="24"/>
-        </w:rPr>
-        <w:t xml:space="preserve">̆. Все документы удовлетворяют представленным требованиям. </w:t>
+        <w:t xml:space="preserve">Комплект документов полный. Все документы удовлетворяют представленным требованиям. </w:t>
       </w:r>
     </w:p>
     <w:p>
@@ -19945,39 +19400,7 @@
           <w:sz w:val="24"/>
           <w:szCs w:val="24"/>
         </w:rPr>
-        <w:t xml:space="preserve">Проверить корректность работы алгоритма </w:t>
-      </w:r>
-      <w:proofErr w:type="spellStart"/>
-      <w:r>
-        <w:rPr>
-          <w:sz w:val="24"/>
-          <w:szCs w:val="24"/>
-        </w:rPr>
-        <w:t>Isolation</w:t>
-      </w:r>
-      <w:proofErr w:type="spellEnd"/>
-      <w:r>
-        <w:rPr>
-          <w:sz w:val="24"/>
-          <w:szCs w:val="24"/>
-        </w:rPr>
-        <w:t xml:space="preserve"> </w:t>
-      </w:r>
-      <w:proofErr w:type="spellStart"/>
-      <w:r>
-        <w:rPr>
-          <w:sz w:val="24"/>
-          <w:szCs w:val="24"/>
-        </w:rPr>
-        <w:t>Forest</w:t>
-      </w:r>
-      <w:proofErr w:type="spellEnd"/>
-      <w:r>
-        <w:rPr>
-          <w:sz w:val="24"/>
-          <w:szCs w:val="24"/>
-        </w:rPr>
-        <w:t>.</w:t>
+        <w:t>Проверить корректность работы алгоритма Isolation Forest.</w:t>
       </w:r>
     </w:p>
     <w:p>
@@ -20029,55 +19452,7 @@
           <w:sz w:val="24"/>
           <w:szCs w:val="24"/>
         </w:rPr>
-        <w:t>Проверить корректность работы алгоритма KDE (</w:t>
-      </w:r>
-      <w:proofErr w:type="spellStart"/>
-      <w:r>
-        <w:rPr>
-          <w:sz w:val="24"/>
-          <w:szCs w:val="24"/>
-        </w:rPr>
-        <w:t>Kernel</w:t>
-      </w:r>
-      <w:proofErr w:type="spellEnd"/>
-      <w:r>
-        <w:rPr>
-          <w:sz w:val="24"/>
-          <w:szCs w:val="24"/>
-        </w:rPr>
-        <w:t xml:space="preserve"> </w:t>
-      </w:r>
-      <w:proofErr w:type="spellStart"/>
-      <w:r>
-        <w:rPr>
-          <w:sz w:val="24"/>
-          <w:szCs w:val="24"/>
-        </w:rPr>
-        <w:t>Density</w:t>
-      </w:r>
-      <w:proofErr w:type="spellEnd"/>
-      <w:r>
-        <w:rPr>
-          <w:sz w:val="24"/>
-          <w:szCs w:val="24"/>
-        </w:rPr>
-        <w:t xml:space="preserve"> </w:t>
-      </w:r>
-      <w:proofErr w:type="spellStart"/>
-      <w:r>
-        <w:rPr>
-          <w:sz w:val="24"/>
-          <w:szCs w:val="24"/>
-        </w:rPr>
-        <w:t>Estimation</w:t>
-      </w:r>
-      <w:proofErr w:type="spellEnd"/>
-      <w:r>
-        <w:rPr>
-          <w:sz w:val="24"/>
-          <w:szCs w:val="24"/>
-        </w:rPr>
-        <w:t>).</w:t>
+        <w:t>Проверить корректность работы алгоритма KDE (Kernel Density Estimation).</w:t>
       </w:r>
     </w:p>
     <w:p>
@@ -20411,23 +19786,7 @@
           <w:b w:val="0"/>
           <w:bCs w:val="0"/>
         </w:rPr>
-        <w:t xml:space="preserve">Убедиться, что метрики качества регрессии и обнаружения аномальных наблюдений сохраняются с указанным именем, содержимое файла </w:t>
-      </w:r>
-      <w:proofErr w:type="spellStart"/>
-      <w:r>
-        <w:rPr>
-          <w:b w:val="0"/>
-          <w:bCs w:val="0"/>
-        </w:rPr>
-        <w:t>непусто</w:t>
-      </w:r>
-      <w:proofErr w:type="spellEnd"/>
-      <w:r>
-        <w:rPr>
-          <w:b w:val="0"/>
-          <w:bCs w:val="0"/>
-        </w:rPr>
-        <w:t>, метрики принимают неотрицательные значения.</w:t>
+        <w:t>Убедиться, что метрики качества регрессии и обнаружения аномальных наблюдений сохраняются с указанным именем, содержимое файла непусто, метрики принимают неотрицательные значения.</w:t>
       </w:r>
     </w:p>
     <w:p>
@@ -23348,14 +22707,12 @@
               </w:rPr>
               <w:t xml:space="preserve"> </w:t>
             </w:r>
-            <w:proofErr w:type="spellStart"/>
             <w:r>
               <w:rPr>
                 <w:sz w:val="24"/>
               </w:rPr>
               <w:t>ельного</w:t>
             </w:r>
-            <w:proofErr w:type="spellEnd"/>
             <w:r>
               <w:rPr>
                 <w:spacing w:val="1"/>
@@ -23618,7 +22975,6 @@
                 <w:sz w:val="24"/>
               </w:rPr>
             </w:pPr>
-            <w:proofErr w:type="spellStart"/>
             <w:r>
               <w:rPr>
                 <w:spacing w:val="-1"/>
@@ -23626,7 +22982,6 @@
               </w:rPr>
               <w:t>Аннулированн</w:t>
             </w:r>
-            <w:proofErr w:type="spellEnd"/>
             <w:r>
               <w:rPr>
                 <w:spacing w:val="-57"/>
@@ -23634,14 +22989,12 @@
               </w:rPr>
               <w:t xml:space="preserve"> </w:t>
             </w:r>
-            <w:proofErr w:type="spellStart"/>
             <w:r>
               <w:rPr>
                 <w:sz w:val="24"/>
               </w:rPr>
               <w:t>ых</w:t>
             </w:r>
-            <w:proofErr w:type="spellEnd"/>
           </w:p>
         </w:tc>
         <w:tc>
@@ -26868,19 +26221,11 @@
                                     <w:sz w:val="24"/>
                                   </w:rPr>
                                 </w:pPr>
-                                <w:proofErr w:type="spellStart"/>
                                 <w:r>
                                   <w:rPr>
                                     <w:sz w:val="24"/>
                                   </w:rPr>
-                                  <w:t>Взам</w:t>
-                                </w:r>
-                                <w:proofErr w:type="spellEnd"/>
-                                <w:r>
-                                  <w:rPr>
-                                    <w:sz w:val="24"/>
-                                  </w:rPr>
-                                  <w:t>.</w:t>
+                                  <w:t>Взам.</w:t>
                                 </w:r>
                                 <w:r>
                                   <w:rPr>
@@ -26950,19 +26295,11 @@
                                   </w:rPr>
                                   <w:t xml:space="preserve"> </w:t>
                                 </w:r>
-                                <w:proofErr w:type="spellStart"/>
                                 <w:r>
                                   <w:rPr>
                                     <w:sz w:val="24"/>
                                   </w:rPr>
-                                  <w:t>дубл</w:t>
-                                </w:r>
-                                <w:proofErr w:type="spellEnd"/>
-                                <w:r>
-                                  <w:rPr>
-                                    <w:sz w:val="24"/>
-                                  </w:rPr>
-                                  <w:t>.</w:t>
+                                  <w:t>дубл.</w:t>
                                 </w:r>
                               </w:p>
                             </w:tc>
@@ -27508,19 +26845,11 @@
                               <w:sz w:val="24"/>
                             </w:rPr>
                           </w:pPr>
-                          <w:proofErr w:type="spellStart"/>
                           <w:r>
                             <w:rPr>
                               <w:sz w:val="24"/>
                             </w:rPr>
-                            <w:t>Взам</w:t>
-                          </w:r>
-                          <w:proofErr w:type="spellEnd"/>
-                          <w:r>
-                            <w:rPr>
-                              <w:sz w:val="24"/>
-                            </w:rPr>
-                            <w:t>.</w:t>
+                            <w:t>Взам.</w:t>
                           </w:r>
                           <w:r>
                             <w:rPr>
@@ -27590,19 +26919,11 @@
                             </w:rPr>
                             <w:t xml:space="preserve"> </w:t>
                           </w:r>
-                          <w:proofErr w:type="spellStart"/>
                           <w:r>
                             <w:rPr>
                               <w:sz w:val="24"/>
                             </w:rPr>
-                            <w:t>дубл</w:t>
-                          </w:r>
-                          <w:proofErr w:type="spellEnd"/>
-                          <w:r>
-                            <w:rPr>
-                              <w:sz w:val="24"/>
-                            </w:rPr>
-                            <w:t>.</w:t>
+                            <w:t>дубл.</w:t>
                           </w:r>
                         </w:p>
                       </w:tc>
@@ -28196,19 +27517,11 @@
                                     <w:sz w:val="24"/>
                                   </w:rPr>
                                 </w:pPr>
-                                <w:proofErr w:type="spellStart"/>
                                 <w:r>
                                   <w:rPr>
                                     <w:sz w:val="24"/>
                                   </w:rPr>
-                                  <w:t>Взам</w:t>
-                                </w:r>
-                                <w:proofErr w:type="spellEnd"/>
-                                <w:r>
-                                  <w:rPr>
-                                    <w:sz w:val="24"/>
-                                  </w:rPr>
-                                  <w:t>.</w:t>
+                                  <w:t>Взам.</w:t>
                                 </w:r>
                                 <w:r>
                                   <w:rPr>
@@ -28278,19 +27591,11 @@
                                   </w:rPr>
                                   <w:t xml:space="preserve"> </w:t>
                                 </w:r>
-                                <w:proofErr w:type="spellStart"/>
                                 <w:r>
                                   <w:rPr>
                                     <w:sz w:val="24"/>
                                   </w:rPr>
-                                  <w:t>дубл</w:t>
-                                </w:r>
-                                <w:proofErr w:type="spellEnd"/>
-                                <w:r>
-                                  <w:rPr>
-                                    <w:sz w:val="24"/>
-                                  </w:rPr>
-                                  <w:t>.</w:t>
+                                  <w:t>дубл.</w:t>
                                 </w:r>
                               </w:p>
                             </w:tc>
@@ -28842,19 +28147,11 @@
                               <w:sz w:val="24"/>
                             </w:rPr>
                           </w:pPr>
-                          <w:proofErr w:type="spellStart"/>
                           <w:r>
                             <w:rPr>
                               <w:sz w:val="24"/>
                             </w:rPr>
-                            <w:t>Взам</w:t>
-                          </w:r>
-                          <w:proofErr w:type="spellEnd"/>
-                          <w:r>
-                            <w:rPr>
-                              <w:sz w:val="24"/>
-                            </w:rPr>
-                            <w:t>.</w:t>
+                            <w:t>Взам.</w:t>
                           </w:r>
                           <w:r>
                             <w:rPr>
@@ -28924,19 +28221,11 @@
                             </w:rPr>
                             <w:t xml:space="preserve"> </w:t>
                           </w:r>
-                          <w:proofErr w:type="spellStart"/>
                           <w:r>
                             <w:rPr>
                               <w:sz w:val="24"/>
                             </w:rPr>
-                            <w:t>дубл</w:t>
-                          </w:r>
-                          <w:proofErr w:type="spellEnd"/>
-                          <w:r>
-                            <w:rPr>
-                              <w:sz w:val="24"/>
-                            </w:rPr>
-                            <w:t>.</w:t>
+                            <w:t>дубл.</w:t>
                           </w:r>
                         </w:p>
                       </w:tc>
